--- a/Yurchikova/Botkina/output/Инструкция_по_работе_с_дашбордом.docx
+++ b/Yurchikova/Botkina/output/Инструкция_по_работе_с_дашбордом.docx
@@ -242,7 +242,7 @@
                 <w:i w:val="0"/>
                 <w:sz w:val="16"/>
               </w:rPr>
-              <w:t>интерактивный дашборд: показатели, графики, таблицы, фильтры, экспорт</w:t>
+              <w:t>интерактивный дашборд: показатели, графики, таблицы, фильтры, поиск в таблицах, экспорт в Excel и CSV</w:t>
             </w:r>
           </w:p>
         </w:tc>
@@ -1192,7 +1192,7 @@
                 <w:i w:val="0"/>
                 <w:sz w:val="16"/>
               </w:rPr>
-              <w:t>полный построчный реестр позиций с сортировкой и экспортом в CSV</w:t>
+              <w:t>полный построчный реестр позиций с сортировкой, поиском по таблице и экспортом в Excel и CSV</w:t>
             </w:r>
           </w:p>
         </w:tc>
@@ -1882,8 +1882,7 @@
     </w:p>
     <w:p>
       <w:pPr>
-        <w:pStyle w:val="ListBullet"/>
-        <w:spacing w:after="40"/>
+        <w:jc w:val="both"/>
       </w:pPr>
       <w:r>
         <w:rPr>
@@ -1892,7 +1891,21 @@
           <w:i w:val="0"/>
           <w:sz w:val="21"/>
         </w:rPr>
-        <w:t>Сортировка — щелчок по заголовку столбца; повторный щелчок меняет направление.</w:t>
+        <w:t>Над каждой таблицей — своя строка управления: поле поиска, счётчик показанных строк,</w:t>
+      </w:r>
+    </w:p>
+    <w:p>
+      <w:pPr>
+        <w:jc w:val="both"/>
+      </w:pPr>
+      <w:r>
+        <w:rPr>
+          <w:rFonts w:ascii="Times New Roman" w:hAnsi="Times New Roman" w:eastAsia="Times New Roman" w:cs="Times New Roman"/>
+          <w:b w:val="0"/>
+          <w:i w:val="0"/>
+          <w:sz w:val="21"/>
+        </w:rPr>
+        <w:t>для длинных таблиц выбор числа строк (100 / 300 / всё) и кнопки выгрузки.</w:t>
       </w:r>
     </w:p>
     <w:p>
@@ -1907,7 +1920,21 @@
           <w:i w:val="0"/>
           <w:sz w:val="21"/>
         </w:rPr>
-        <w:t>Поиск — поле в панели фильтров либо поле поиска над таблицей номенклатуры.</w:t>
+        <w:t>Сортировка — щелчок по заголовку столбца; значок ▲ или ▼ показывает, по какому</w:t>
+      </w:r>
+    </w:p>
+    <w:p>
+      <w:pPr>
+        <w:jc w:val="both"/>
+      </w:pPr>
+      <w:r>
+        <w:rPr>
+          <w:rFonts w:ascii="Times New Roman" w:hAnsi="Times New Roman" w:eastAsia="Times New Roman" w:cs="Times New Roman"/>
+          <w:b w:val="0"/>
+          <w:i w:val="0"/>
+          <w:sz w:val="21"/>
+        </w:rPr>
+        <w:t>столбцу и в каком направлении идёт сортировка. Повторный щелчок меняет направление.</w:t>
       </w:r>
     </w:p>
     <w:p>
@@ -1922,7 +1949,39 @@
           <w:i w:val="0"/>
           <w:sz w:val="21"/>
         </w:rPr>
-        <w:t>Итоговые строки — внизу каждой таблицы: сумма и количество по текущему срезу.</w:t>
+        <w:t xml:space="preserve">Поиск по таблице — поле над таблицей сужает </w:t>
+      </w:r>
+      <w:r>
+        <w:rPr>
+          <w:rFonts w:ascii="Times New Roman" w:hAnsi="Times New Roman" w:eastAsia="Times New Roman" w:cs="Times New Roman"/>
+          <w:b/>
+          <w:i w:val="0"/>
+          <w:sz w:val="21"/>
+        </w:rPr>
+        <w:t>только эту таблицу</w:t>
+      </w:r>
+      <w:r>
+        <w:rPr>
+          <w:rFonts w:ascii="Times New Roman" w:hAnsi="Times New Roman" w:eastAsia="Times New Roman" w:cs="Times New Roman"/>
+          <w:b w:val="0"/>
+          <w:i w:val="0"/>
+          <w:sz w:val="21"/>
+        </w:rPr>
+        <w:t xml:space="preserve"> и не меняет</w:t>
+      </w:r>
+    </w:p>
+    <w:p>
+      <w:pPr>
+        <w:jc w:val="both"/>
+      </w:pPr>
+      <w:r>
+        <w:rPr>
+          <w:rFonts w:ascii="Times New Roman" w:hAnsi="Times New Roman" w:eastAsia="Times New Roman" w:cs="Times New Roman"/>
+          <w:b w:val="0"/>
+          <w:i w:val="0"/>
+          <w:sz w:val="21"/>
+        </w:rPr>
+        <w:t>показатели, графики и остальные разделы; рядом выводится «Показано X из Y строк».</w:t>
       </w:r>
     </w:p>
     <w:p>
@@ -1937,7 +1996,7 @@
           <w:i w:val="0"/>
           <w:sz w:val="21"/>
         </w:rPr>
-        <w:t>Экспорт — кнопка «CSV» выгружает текущий отфильтрованный срез реестра. Разделитель</w:t>
+        <w:t>Итоговые строки — внизу таблиц: сумма и количество по срезу. Когда поиск по таблице</w:t>
       </w:r>
     </w:p>
     <w:p>
@@ -1951,7 +2010,150 @@
           <w:i w:val="0"/>
           <w:sz w:val="21"/>
         </w:rPr>
-        <w:t>«;», кодировка UTF-8 с BOM, файл открывается в Excel без настройки.</w:t>
+        <w:t>активен, итог пересчитывается по показанным строкам и подписывается</w:t>
+      </w:r>
+    </w:p>
+    <w:p>
+      <w:pPr>
+        <w:jc w:val="both"/>
+      </w:pPr>
+      <w:r>
+        <w:rPr>
+          <w:rFonts w:ascii="Times New Roman" w:hAnsi="Times New Roman" w:eastAsia="Times New Roman" w:cs="Times New Roman"/>
+          <w:b w:val="0"/>
+          <w:i w:val="0"/>
+          <w:sz w:val="21"/>
+        </w:rPr>
+        <w:t>«Итого по фильтру таблицы».</w:t>
+      </w:r>
+    </w:p>
+    <w:p>
+      <w:pPr>
+        <w:pStyle w:val="ListBullet"/>
+        <w:spacing w:after="40"/>
+      </w:pPr>
+      <w:r>
+        <w:rPr>
+          <w:rFonts w:ascii="Times New Roman" w:hAnsi="Times New Roman" w:eastAsia="Times New Roman" w:cs="Times New Roman"/>
+          <w:b w:val="0"/>
+          <w:i w:val="0"/>
+          <w:sz w:val="21"/>
+        </w:rPr>
+        <w:t>Экспорт одной таблицы — кнопки «Excel» и «CSV» в её строке управления. Выгружаются</w:t>
+      </w:r>
+    </w:p>
+    <w:p>
+      <w:pPr>
+        <w:jc w:val="both"/>
+      </w:pPr>
+      <w:r>
+        <w:rPr>
+          <w:rFonts w:ascii="Times New Roman" w:hAnsi="Times New Roman" w:eastAsia="Times New Roman" w:cs="Times New Roman"/>
+          <w:b w:val="0"/>
+          <w:i w:val="0"/>
+          <w:sz w:val="21"/>
+        </w:rPr>
+        <w:t>ровно те строки, что видны на экране после фильтров и сортировки.</w:t>
+      </w:r>
+    </w:p>
+    <w:p>
+      <w:pPr>
+        <w:pStyle w:val="ListBullet"/>
+        <w:spacing w:after="40"/>
+      </w:pPr>
+      <w:r>
+        <w:rPr>
+          <w:rFonts w:ascii="Times New Roman" w:hAnsi="Times New Roman" w:eastAsia="Times New Roman" w:cs="Times New Roman"/>
+          <w:b w:val="0"/>
+          <w:i w:val="0"/>
+          <w:sz w:val="21"/>
+        </w:rPr>
+        <w:t>Экспорт всего отчёта — кнопка «Excel — весь отчёт» в верхней панели: один файл</w:t>
+      </w:r>
+    </w:p>
+    <w:p>
+      <w:pPr>
+        <w:jc w:val="both"/>
+      </w:pPr>
+      <w:r>
+        <w:rPr>
+          <w:rFonts w:ascii="Times New Roman" w:hAnsi="Times New Roman" w:eastAsia="Times New Roman" w:cs="Times New Roman"/>
+          <w:b w:val="0"/>
+          <w:i w:val="0"/>
+          <w:sz w:val="21"/>
+        </w:rPr>
+        <w:t>.xlsx с листами «Описание», «Показатели», «Категории», «Номенклатура»,</w:t>
+      </w:r>
+    </w:p>
+    <w:p>
+      <w:pPr>
+        <w:jc w:val="both"/>
+      </w:pPr>
+      <w:r>
+        <w:rPr>
+          <w:rFonts w:ascii="Times New Roman" w:hAnsi="Times New Roman" w:eastAsia="Times New Roman" w:cs="Times New Roman"/>
+          <w:b w:val="0"/>
+          <w:i w:val="0"/>
+          <w:sz w:val="21"/>
+        </w:rPr>
+        <w:t>«Бенчмарки», «Страны» и «Реестр» по текущему срезу. Каждый лист начинается с</w:t>
+      </w:r>
+    </w:p>
+    <w:p>
+      <w:pPr>
+        <w:jc w:val="both"/>
+      </w:pPr>
+      <w:r>
+        <w:rPr>
+          <w:rFonts w:ascii="Times New Roman" w:hAnsi="Times New Roman" w:eastAsia="Times New Roman" w:cs="Times New Roman"/>
+          <w:b w:val="0"/>
+          <w:i w:val="0"/>
+          <w:sz w:val="21"/>
+        </w:rPr>
+        <w:t>названия, даты выгрузки и источника; шапка закреплена, автофильтр включён, числа</w:t>
+      </w:r>
+    </w:p>
+    <w:p>
+      <w:pPr>
+        <w:jc w:val="both"/>
+      </w:pPr>
+      <w:r>
+        <w:rPr>
+          <w:rFonts w:ascii="Times New Roman" w:hAnsi="Times New Roman" w:eastAsia="Times New Roman" w:cs="Times New Roman"/>
+          <w:b w:val="0"/>
+          <w:i w:val="0"/>
+          <w:sz w:val="21"/>
+        </w:rPr>
+        <w:t>остаются числами, поэтому из файла можно строить сводные таблицы.</w:t>
+      </w:r>
+    </w:p>
+    <w:p>
+      <w:pPr>
+        <w:pStyle w:val="ListBullet"/>
+        <w:spacing w:after="40"/>
+      </w:pPr>
+      <w:r>
+        <w:rPr>
+          <w:rFonts w:ascii="Times New Roman" w:hAnsi="Times New Roman" w:eastAsia="Times New Roman" w:cs="Times New Roman"/>
+          <w:b w:val="0"/>
+          <w:i w:val="0"/>
+          <w:sz w:val="21"/>
+        </w:rPr>
+        <w:t>Выгрузка реестра в CSV — кнопка «CSV — реестр» в верхней панели: разделитель «;»,</w:t>
+      </w:r>
+    </w:p>
+    <w:p>
+      <w:pPr>
+        <w:jc w:val="both"/>
+      </w:pPr>
+      <w:r>
+        <w:rPr>
+          <w:rFonts w:ascii="Times New Roman" w:hAnsi="Times New Roman" w:eastAsia="Times New Roman" w:cs="Times New Roman"/>
+          <w:b w:val="0"/>
+          <w:i w:val="0"/>
+          <w:sz w:val="21"/>
+        </w:rPr>
+        <w:t>кодировка UTF-8 с BOM, файл открывается в Excel без настройки.</w:t>
       </w:r>
     </w:p>
     <w:p>
@@ -2843,7 +3045,7 @@
           <w:i w:val="0"/>
           <w:sz w:val="21"/>
         </w:rPr>
-        <w:t>В CSV нет всех строк.</w:t>
+        <w:t>В выгрузке нет всех строк.</w:t>
       </w:r>
       <w:r>
         <w:rPr>
@@ -2852,7 +3054,7 @@
           <w:i w:val="0"/>
           <w:sz w:val="21"/>
         </w:rPr>
-        <w:t xml:space="preserve"> Экспортируется текущий отфильтрованный срез. Сбросьте</w:t>
+        <w:t xml:space="preserve"> Экспортируется текущий отображаемый срез: в Excel и CSV</w:t>
       </w:r>
     </w:p>
     <w:p>
@@ -2866,7 +3068,49 @@
           <w:i w:val="0"/>
           <w:sz w:val="21"/>
         </w:rPr>
-        <w:t>фильтры кнопкой «Сбросить» и повторите экспорт.</w:t>
+        <w:t>попадают те строки, что видны в таблице после фильтров. Для полного списка сбросьте</w:t>
+      </w:r>
+    </w:p>
+    <w:p>
+      <w:pPr>
+        <w:jc w:val="both"/>
+      </w:pPr>
+      <w:r>
+        <w:rPr>
+          <w:rFonts w:ascii="Times New Roman" w:hAnsi="Times New Roman" w:eastAsia="Times New Roman" w:cs="Times New Roman"/>
+          <w:b w:val="0"/>
+          <w:i w:val="0"/>
+          <w:sz w:val="21"/>
+        </w:rPr>
+        <w:t>фильтры кнопкой «Сбросить», в поле «Показать» над таблицей выберите «все строки» и</w:t>
+      </w:r>
+    </w:p>
+    <w:p>
+      <w:pPr>
+        <w:jc w:val="both"/>
+      </w:pPr>
+      <w:r>
+        <w:rPr>
+          <w:rFonts w:ascii="Times New Roman" w:hAnsi="Times New Roman" w:eastAsia="Times New Roman" w:cs="Times New Roman"/>
+          <w:b w:val="0"/>
+          <w:i w:val="0"/>
+          <w:sz w:val="21"/>
+        </w:rPr>
+        <w:t>повторите экспорт. Полный построчный реестр среза всегда есть на листе «Реестр» файла</w:t>
+      </w:r>
+    </w:p>
+    <w:p>
+      <w:pPr>
+        <w:jc w:val="both"/>
+      </w:pPr>
+      <w:r>
+        <w:rPr>
+          <w:rFonts w:ascii="Times New Roman" w:hAnsi="Times New Roman" w:eastAsia="Times New Roman" w:cs="Times New Roman"/>
+          <w:b w:val="0"/>
+          <w:i w:val="0"/>
+          <w:sz w:val="21"/>
+        </w:rPr>
+        <w:t>«Excel — весь отчёт».</w:t>
       </w:r>
     </w:p>
     <w:p>
